--- a/工作紙_按週分冊/第25週_港珠澳大橋穿梭巴士相遇與追及_課堂探究單.docx
+++ b/工作紙_按週分冊/第25週_港珠澳大橋穿梭巴士相遇與追及_課堂探究單.docx
@@ -69,7 +69,7 @@
                 <w:sz w:val="16"/>
                 <w:rFonts w:ascii="微軟正黑體" w:hAnsi="微軟正黑體" w:eastAsia="微軟正黑體"/>
               </w:rPr>
-              <w:t>【PISA素養】變化與關係 (Change &amp; Relationships) | 6下 課次25: 速率的綜合應用</w:t>
+              <w:t>【思維範疇】變化與關係 (Change &amp; Relationships) | 6下 課次25: 速率的綜合應用</w:t>
             </w:r>
           </w:p>
         </w:tc>
@@ -177,7 +177,7 @@
                 <w:sz w:val="20"/>
                 <w:rFonts w:ascii="微軟正黑體" w:hAnsi="微軟正黑體" w:eastAsia="微軟正黑體"/>
               </w:rPr>
-              <w:t>一、 PISA 2029 素養情境導引與文本審查</w:t>
+              <w:t>一、 生活真實情境導引與資訊審查</w:t>
             </w:r>
           </w:p>
           <w:p>
@@ -268,7 +268,7 @@
                 <w:sz w:val="20"/>
                 <w:rFonts w:ascii="微軟正黑體" w:hAnsi="微軟正黑體" w:eastAsia="微軟正黑體"/>
               </w:rPr>
-              <w:t>二、 課堂動態實驗操作：第 25 週專題動態實驗台：港珠澳大橋穿梭巴士相遇與追及</w:t>
+              <w:t>二、 課堂動態實驗操作與數據記錄：第 25 週專題動態實驗台：港珠澳大橋穿梭巴士相遇與追及</w:t>
             </w:r>
           </w:p>
           <w:p>
@@ -1255,7 +1255,7 @@
           <w:sz w:val="17"/>
           <w:rFonts w:ascii="微軟正黑體" w:hAnsi="微軟正黑體" w:eastAsia="微軟正黑體"/>
         </w:rPr>
-        <w:t>【規律發現】透過本週動態實驗，我們發現：當變數發生改變時，其底層數學結構遵循______原理，有力的反駁了『學生面對雙向動態運動時大腦容易混亂，把各...』的直覺迷思。</w:t>
+        <w:t>【規律發現】透過本週動態實驗，我們發現：當變數發生改變時，其底層數學結構遵循______原理，有力反駁了常見的直覺迷思。</w:t>
       </w:r>
     </w:p>
     <w:p>
@@ -1303,7 +1303,7 @@
           <w:sz w:val="20"/>
           <w:rFonts w:ascii="微軟正黑體" w:hAnsi="微軟正黑體" w:eastAsia="微軟正黑體"/>
         </w:rPr>
-        <w:t>三、 CER 學術論證實踐（主張 - 證據 - 推理 - 反駁）</w:t>
+        <w:t>三、 數學小法庭：思維論證四步走（亮主張 · 擺證據 · 說道理 · 破迷思）</w:t>
       </w:r>
     </w:p>
     <w:tbl>
@@ -1328,7 +1328,7 @@
       <w:tr>
         <w:tc>
           <w:tcPr>
-            <w:tcW w:type="dxa" w:w="1928"/>
+            <w:tcW w:type="dxa" w:w="2041"/>
             <w:shd w:fill="F7FAFC"/>
             <w:tcMar>
               <w:top w:w="40" w:type="dxa"/>
@@ -1351,15 +1351,15 @@
                 <w:sz w:val="16"/>
                 <w:rFonts w:ascii="微軟正黑體" w:hAnsi="微軟正黑體" w:eastAsia="微軟正黑體"/>
               </w:rPr>
-              <w:t>🟢 主張 (Claim)</w:t>
+              <w:t>🟢 我的主張 (Claim)</w:t>
               <w:br/>
-              <w:t>明確立場結論</w:t>
+              <w:t>明確結論與立場</w:t>
             </w:r>
           </w:p>
         </w:tc>
         <w:tc>
           <w:tcPr>
-            <w:tcW w:type="dxa" w:w="8164"/>
+            <w:tcW w:type="dxa" w:w="8050"/>
             <w:shd w:fill="FFFFFF"/>
             <w:tcMar>
               <w:top w:w="40" w:type="dxa"/>
@@ -1381,7 +1381,7 @@
                 <w:sz w:val="16"/>
                 <w:rFonts w:ascii="微軟正黑體" w:hAnsi="微軟正黑體" w:eastAsia="微軟正黑體"/>
               </w:rPr>
-              <w:t>我的明確結論是：</w:t>
+              <w:t>【亮出我的觀點】我的明確結論是：</w:t>
             </w:r>
           </w:p>
           <w:p>
@@ -1421,7 +1421,7 @@
       <w:tr>
         <w:tc>
           <w:tcPr>
-            <w:tcW w:type="dxa" w:w="1928"/>
+            <w:tcW w:type="dxa" w:w="2041"/>
             <w:shd w:fill="F7FAFC"/>
             <w:tcMar>
               <w:top w:w="40" w:type="dxa"/>
@@ -1444,15 +1444,15 @@
                 <w:sz w:val="16"/>
                 <w:rFonts w:ascii="微軟正黑體" w:hAnsi="微軟正黑體" w:eastAsia="微軟正黑體"/>
               </w:rPr>
-              <w:t>🟡 證據 (Evidence)</w:t>
+              <w:t>🟡 事實證據 (Evidence)</w:t>
               <w:br/>
-              <w:t>數據/算理事實</w:t>
+              <w:t>數據與算理事實</w:t>
             </w:r>
           </w:p>
         </w:tc>
         <w:tc>
           <w:tcPr>
-            <w:tcW w:type="dxa" w:w="8164"/>
+            <w:tcW w:type="dxa" w:w="8050"/>
             <w:shd w:fill="FFFFFF"/>
             <w:tcMar>
               <w:top w:w="40" w:type="dxa"/>
@@ -1474,7 +1474,7 @@
                 <w:sz w:val="16"/>
                 <w:rFonts w:ascii="微軟正黑體" w:hAnsi="微軟正黑體" w:eastAsia="微軟正黑體"/>
               </w:rPr>
-              <w:t>支持我的計算數據與事實是：</w:t>
+              <w:t>【拿出關鍵證據】支持我的數據與計算事實是：</w:t>
             </w:r>
           </w:p>
           <w:p>
@@ -1514,7 +1514,7 @@
       <w:tr>
         <w:tc>
           <w:tcPr>
-            <w:tcW w:type="dxa" w:w="1928"/>
+            <w:tcW w:type="dxa" w:w="2041"/>
             <w:shd w:fill="F7FAFC"/>
             <w:tcMar>
               <w:top w:w="40" w:type="dxa"/>
@@ -1537,15 +1537,15 @@
                 <w:sz w:val="16"/>
                 <w:rFonts w:ascii="微軟正黑體" w:hAnsi="微軟正黑體" w:eastAsia="微軟正黑體"/>
               </w:rPr>
-              <w:t>🔵 推理 (Reasoning)</w:t>
+              <w:t>🔵 數學道理 (Reasoning)</w:t>
               <w:br/>
-              <w:t>底層數理本質</w:t>
+              <w:t>底層數學模型原理</w:t>
             </w:r>
           </w:p>
         </w:tc>
         <w:tc>
           <w:tcPr>
-            <w:tcW w:type="dxa" w:w="8164"/>
+            <w:tcW w:type="dxa" w:w="8050"/>
             <w:shd w:fill="FFFFFF"/>
             <w:tcMar>
               <w:top w:w="40" w:type="dxa"/>
@@ -1567,7 +1567,7 @@
                 <w:sz w:val="16"/>
                 <w:rFonts w:ascii="微軟正黑體" w:hAnsi="微軟正黑體" w:eastAsia="微軟正黑體"/>
               </w:rPr>
-              <w:t>連結證據到主張的數學原理是：</w:t>
+              <w:t>【講清背後道理】把證據連結到觀點的數學原理是：</w:t>
             </w:r>
           </w:p>
           <w:p>
@@ -1607,7 +1607,7 @@
       <w:tr>
         <w:tc>
           <w:tcPr>
-            <w:tcW w:type="dxa" w:w="1928"/>
+            <w:tcW w:type="dxa" w:w="2041"/>
             <w:shd w:fill="F7FAFC"/>
             <w:tcMar>
               <w:top w:w="40" w:type="dxa"/>
@@ -1630,15 +1630,15 @@
                 <w:sz w:val="16"/>
                 <w:rFonts w:ascii="微軟正黑體" w:hAnsi="微軟正黑體" w:eastAsia="微軟正黑體"/>
               </w:rPr>
-              <w:t>🔴 反駁 (Rebuttal)</w:t>
+              <w:t>🔴 擊破迷思 (Rebuttal)</w:t>
               <w:br/>
-              <w:t>直擊直覺迷思</w:t>
+              <w:t>反駁常見直覺盲點</w:t>
             </w:r>
           </w:p>
         </w:tc>
         <w:tc>
           <w:tcPr>
-            <w:tcW w:type="dxa" w:w="8164"/>
+            <w:tcW w:type="dxa" w:w="8050"/>
             <w:shd w:fill="FFFFFF"/>
             <w:tcMar>
               <w:top w:w="40" w:type="dxa"/>
@@ -1660,7 +1660,7 @@
                 <w:sz w:val="16"/>
                 <w:rFonts w:ascii="微軟正黑體" w:hAnsi="微軟正黑體" w:eastAsia="微軟正黑體"/>
               </w:rPr>
-              <w:t>反駁直覺常見誤解：</w:t>
+              <w:t>【反駁直覺盲區】有力駁斥常見的『想當然』錯誤：</w:t>
             </w:r>
           </w:p>
           <w:p>
@@ -1711,7 +1711,7 @@
           <w:sz w:val="19"/>
           <w:rFonts w:ascii="微軟正黑體" w:hAnsi="微軟正黑體" w:eastAsia="微軟正黑體"/>
         </w:rPr>
-        <w:t>四、 PISA 2029 基礎精準練（掌握本質與單位率）</w:t>
+        <w:t>四、 核心思維基礎精準練（掌握本質與單位率）</w:t>
       </w:r>
     </w:p>
     <w:p>
@@ -1795,7 +1795,7 @@
           <w:sz w:val="19"/>
           <w:rFonts w:ascii="微軟正黑體" w:hAnsi="微軟正黑體" w:eastAsia="微軟正黑體"/>
         </w:rPr>
-        <w:t>五、 PISA 2029 拓展突破題（計算思維 / 媒體審查 MAIL / 演算法設計）</w:t>
+        <w:t>五、 前瞻高階思維拓展題（計算思維 / 資訊審查 / 演算法設計）</w:t>
       </w:r>
     </w:p>
     <w:p>
@@ -1811,7 +1811,7 @@
           <w:sz w:val="17"/>
           <w:rFonts w:ascii="微軟正黑體" w:hAnsi="微軟正黑體" w:eastAsia="微軟正黑體"/>
         </w:rPr>
-        <w:t>【PISA 拓展與前瞻思維】【防碰撞雷達警報演算法】編寫一個函數 collision_warning(dist, v1, v2)，當兩車相對運動速度與剩餘距離計算出碰撞時間少於 5 秒時，自動觸發緊急制動信號。</w:t>
+        <w:t>【前瞻高階思維拓展】【防碰撞雷達警報演算法】編寫一個函數 collision_warning(dist, v1, v2)，當兩車相對運動速度與剩餘距離計算出碰撞時間少於 5 秒時，自動觸發緊急制動信號。</w:t>
       </w:r>
     </w:p>
     <w:p>
@@ -1911,7 +1911,7 @@
                 <w:sz w:val="15"/>
                 <w:rFonts w:ascii="微軟正黑體" w:hAnsi="微軟正黑體" w:eastAsia="微軟正黑體"/>
               </w:rPr>
-              <w:t>② CER 學術論證與反駁深度</w:t>
+              <w:t>② 思維小法庭論證深度</w:t>
               <w:br/>
               <w:t>★ ★ ★ (邏輯嚴密/有論據/待加強)</w:t>
             </w:r>
@@ -1942,7 +1942,7 @@
                 <w:sz w:val="15"/>
                 <w:rFonts w:ascii="微軟正黑體" w:hAnsi="微軟正黑體" w:eastAsia="微軟正黑體"/>
               </w:rPr>
-              <w:t>③ PISA 情境題與拓展創新</w:t>
+              <w:t>③ 真實生活情境拓展創新</w:t>
               <w:br/>
               <w:t>★ ★ ★ (突破完成/掌握基礎/需輔導)</w:t>
             </w:r>
